--- a/guj/docx/61.content.docx
+++ b/guj/docx/61.content.docx
@@ -707,18 +707,12 @@
         </w:rPr>
         <w:t xml:space="preserve">પિતર જેઓને આ પત્ર લખે છે તેઓની આગળ પોતાની ઓળખ આપીને, અને શુભેચ્છા પાઠવીને, તેનું નામ લખતાં </w:t>
       </w:r>
-      <w:hyperlink r:id="rId13">
-        <w:r>
-          <w:rPr>
-            <w:lang w:val="gu_IN" w:bidi="gu_IN"/>
-          </w:rPr>
-          <w:rPr>
-            <w:color w:val="0000EE"/>
-            <w:u w:val="single"/>
-          </w:rPr>
-          <w:t>1:1–2</w:t>
-        </w:r>
-      </w:hyperlink>
+      <w:r>
+        <w:rPr>
+          <w:lang w:val="gu_IN" w:bidi="gu_IN"/>
+        </w:rPr>
+        <w:t>1:1–2</w:t>
+      </w:r>
       <w:r>
         <w:rPr>
           <w:lang w:val="gu_IN" w:bidi="gu_IN"/>
@@ -2621,18 +2615,12 @@
         </w:rPr>
         <w:t xml:space="preserve"> શબ્દ સૂચવે છે કે આ કલમ અપેક્ષિત પરિણામ માટેના કારણને પૂરું પાડે છે, જે </w:t>
       </w:r>
-      <w:hyperlink r:id="rId14">
-        <w:r>
-          <w:rPr>
-            <w:lang w:val="gu_IN" w:bidi="gu_IN"/>
-          </w:rPr>
-          <w:rPr>
-            <w:color w:val="0000EE"/>
-            <w:u w:val="single"/>
-          </w:rPr>
-          <w:t>1:5–7</w:t>
-        </w:r>
-      </w:hyperlink>
+      <w:r>
+        <w:rPr>
+          <w:lang w:val="gu_IN" w:bidi="gu_IN"/>
+        </w:rPr>
+        <w:t>1:5–7</w:t>
+      </w:r>
       <w:r>
         <w:rPr>
           <w:lang w:val="gu_IN" w:bidi="gu_IN"/>
@@ -7186,18 +7174,12 @@
         </w:rPr>
         <w:t xml:space="preserve"> શબ્દ અહીં સંકેત આપે છે કે </w:t>
       </w:r>
-      <w:hyperlink r:id="rId14">
-        <w:r>
-          <w:rPr>
-            <w:lang w:val="gu_IN" w:bidi="gu_IN"/>
-          </w:rPr>
-          <w:rPr>
-            <w:color w:val="0000EE"/>
-            <w:u w:val="single"/>
-          </w:rPr>
-          <w:t>1:5–7</w:t>
-        </w:r>
-      </w:hyperlink>
+      <w:r>
+        <w:rPr>
+          <w:lang w:val="gu_IN" w:bidi="gu_IN"/>
+        </w:rPr>
+        <w:t>1:5–7</w:t>
+      </w:r>
       <w:r>
         <w:rPr>
           <w:lang w:val="gu_IN" w:bidi="gu_IN"/>
@@ -7397,18 +7379,12 @@
         </w:rPr>
         <w:t xml:space="preserve"> શબ્દ </w:t>
       </w:r>
-      <w:hyperlink r:id="rId14">
-        <w:r>
-          <w:rPr>
-            <w:lang w:val="gu_IN" w:bidi="gu_IN"/>
-          </w:rPr>
-          <w:rPr>
-            <w:color w:val="0000EE"/>
-            <w:u w:val="single"/>
-          </w:rPr>
-          <w:t>1:5–7</w:t>
-        </w:r>
-      </w:hyperlink>
+      <w:r>
+        <w:rPr>
+          <w:lang w:val="gu_IN" w:bidi="gu_IN"/>
+        </w:rPr>
+        <w:t>1:5–7</w:t>
+      </w:r>
       <w:r>
         <w:rPr>
           <w:lang w:val="gu_IN" w:bidi="gu_IN"/>
@@ -7918,18 +7894,12 @@
           <w:lang w:val="gu_IN" w:bidi="gu_IN"/>
         </w:rPr>
       </w:r>
-      <w:hyperlink r:id="rId14">
-        <w:r>
-          <w:rPr>
-            <w:lang w:val="gu_IN" w:bidi="gu_IN"/>
-          </w:rPr>
-          <w:rPr>
-            <w:color w:val="0000EE"/>
-            <w:u w:val="single"/>
-          </w:rPr>
-          <w:t>1:5–7</w:t>
-        </w:r>
-      </w:hyperlink>
+      <w:r>
+        <w:rPr>
+          <w:lang w:val="gu_IN" w:bidi="gu_IN"/>
+        </w:rPr>
+        <w:t>1:5–7</w:t>
+      </w:r>
       <w:r>
         <w:rPr>
           <w:lang w:val="gu_IN" w:bidi="gu_IN"/>
@@ -9606,36 +9576,24 @@
         </w:rPr>
         <w:t xml:space="preserve"> શબ્દ </w:t>
       </w:r>
-      <w:hyperlink r:id="rId14">
-        <w:r>
-          <w:rPr>
-            <w:lang w:val="gu_IN" w:bidi="gu_IN"/>
-          </w:rPr>
-          <w:rPr>
-            <w:color w:val="0000EE"/>
-            <w:u w:val="single"/>
-          </w:rPr>
-          <w:t>1:5–7</w:t>
-        </w:r>
-      </w:hyperlink>
+      <w:r>
+        <w:rPr>
+          <w:lang w:val="gu_IN" w:bidi="gu_IN"/>
+        </w:rPr>
+        <w:t>1:5–7</w:t>
+      </w:r>
       <w:r>
         <w:rPr>
           <w:lang w:val="gu_IN" w:bidi="gu_IN"/>
         </w:rPr>
         <w:t xml:space="preserve"> અને </w:t>
       </w:r>
-      <w:hyperlink r:id="rId15">
-        <w:r>
-          <w:rPr>
-            <w:lang w:val="gu_IN" w:bidi="gu_IN"/>
-          </w:rPr>
-          <w:rPr>
-            <w:color w:val="0000EE"/>
-            <w:u w:val="single"/>
-          </w:rPr>
-          <w:t>1:10</w:t>
-        </w:r>
-      </w:hyperlink>
+      <w:r>
+        <w:rPr>
+          <w:lang w:val="gu_IN" w:bidi="gu_IN"/>
+        </w:rPr>
+        <w:t>1:10</w:t>
+      </w:r>
       <w:r>
         <w:rPr>
           <w:lang w:val="gu_IN" w:bidi="gu_IN"/>
@@ -10052,18 +10010,12 @@
         </w:rPr>
         <w:t xml:space="preserve">શબ્દનો ઉપયોગ તેના પત્રનાં હેતુનો પરિચય આપવા માટે કરે છે. [1:5–10] (../01/05.md) માં તેમણે કહેલી બાબતોને લીધે અને ખાસ કરીને </w:t>
       </w:r>
-      <w:hyperlink r:id="rId16">
-        <w:r>
-          <w:rPr>
-            <w:lang w:val="gu_IN" w:bidi="gu_IN"/>
-          </w:rPr>
-          <w:rPr>
-            <w:color w:val="0000EE"/>
-            <w:u w:val="single"/>
-          </w:rPr>
-          <w:t>1:11</w:t>
-        </w:r>
-      </w:hyperlink>
+      <w:r>
+        <w:rPr>
+          <w:lang w:val="gu_IN" w:bidi="gu_IN"/>
+        </w:rPr>
+        <w:t>1:11</w:t>
+      </w:r>
       <w:r>
         <w:rPr>
           <w:lang w:val="gu_IN" w:bidi="gu_IN"/>
@@ -10173,18 +10125,12 @@
         </w:rPr>
         <w:t xml:space="preserve"> શબ્દ </w:t>
       </w:r>
-      <w:hyperlink r:id="rId14">
-        <w:r>
-          <w:rPr>
-            <w:lang w:val="gu_IN" w:bidi="gu_IN"/>
-          </w:rPr>
-          <w:rPr>
-            <w:color w:val="0000EE"/>
-            <w:u w:val="single"/>
-          </w:rPr>
-          <w:t>1:5–7</w:t>
-        </w:r>
-      </w:hyperlink>
+      <w:r>
+        <w:rPr>
+          <w:lang w:val="gu_IN" w:bidi="gu_IN"/>
+        </w:rPr>
+        <w:t>1:5–7</w:t>
+      </w:r>
       <w:r>
         <w:rPr>
           <w:lang w:val="gu_IN" w:bidi="gu_IN"/>
@@ -11184,18 +11130,12 @@
           <w:lang w:val="gu_IN" w:bidi="gu_IN"/>
         </w:rPr>
       </w:r>
-      <w:hyperlink r:id="rId14">
-        <w:r>
-          <w:rPr>
-            <w:lang w:val="gu_IN" w:bidi="gu_IN"/>
-          </w:rPr>
-          <w:rPr>
-            <w:color w:val="0000EE"/>
-            <w:u w:val="single"/>
-          </w:rPr>
-          <w:t>1:5–7</w:t>
-        </w:r>
-      </w:hyperlink>
+      <w:r>
+        <w:rPr>
+          <w:lang w:val="gu_IN" w:bidi="gu_IN"/>
+        </w:rPr>
+        <w:t>1:5–7</w:t>
+      </w:r>
       <w:r>
         <w:rPr>
           <w:lang w:val="gu_IN" w:bidi="gu_IN"/>
@@ -11789,18 +11729,12 @@
         </w:rPr>
         <w:t xml:space="preserve"> શબ્દ </w:t>
       </w:r>
-      <w:hyperlink r:id="rId14">
-        <w:r>
-          <w:rPr>
-            <w:lang w:val="gu_IN" w:bidi="gu_IN"/>
-          </w:rPr>
-          <w:rPr>
-            <w:color w:val="0000EE"/>
-            <w:u w:val="single"/>
-          </w:rPr>
-          <w:t>1:5–7</w:t>
-        </w:r>
-      </w:hyperlink>
+      <w:r>
+        <w:rPr>
+          <w:lang w:val="gu_IN" w:bidi="gu_IN"/>
+        </w:rPr>
+        <w:t>1:5–7</w:t>
+      </w:r>
       <w:r>
         <w:rPr>
           <w:lang w:val="gu_IN" w:bidi="gu_IN"/>
@@ -12018,36 +11952,24 @@
         </w:rPr>
         <w:t xml:space="preserve"> શબ્દ </w:t>
       </w:r>
-      <w:hyperlink r:id="rId17">
-        <w:r>
-          <w:rPr>
-            <w:lang w:val="gu_IN" w:bidi="gu_IN"/>
-          </w:rPr>
-          <w:rPr>
-            <w:color w:val="0000EE"/>
-            <w:u w:val="single"/>
-          </w:rPr>
-          <w:t>1:16–21</w:t>
-        </w:r>
-      </w:hyperlink>
+      <w:r>
+        <w:rPr>
+          <w:lang w:val="gu_IN" w:bidi="gu_IN"/>
+        </w:rPr>
+        <w:t>1:16–21</w:t>
+      </w:r>
       <w:r>
         <w:rPr>
           <w:lang w:val="gu_IN" w:bidi="gu_IN"/>
         </w:rPr>
         <w:t xml:space="preserve">માં જેનો ઉલ્લેખ કરવામાં આવ્યો છે તે “આ વાનાં”ને તેઓએ કેમ યાદ રાખવું તેનો ખુલાસો પિતર </w:t>
       </w:r>
-      <w:hyperlink r:id="rId14">
-        <w:r>
-          <w:rPr>
-            <w:lang w:val="gu_IN" w:bidi="gu_IN"/>
-          </w:rPr>
-          <w:rPr>
-            <w:color w:val="0000EE"/>
-            <w:u w:val="single"/>
-          </w:rPr>
-          <w:t>1:5–7</w:t>
-        </w:r>
-      </w:hyperlink>
+      <w:r>
+        <w:rPr>
+          <w:lang w:val="gu_IN" w:bidi="gu_IN"/>
+        </w:rPr>
+        <w:t>1:5–7</w:t>
+      </w:r>
       <w:r>
         <w:rPr>
           <w:lang w:val="gu_IN" w:bidi="gu_IN"/>
@@ -12829,18 +12751,12 @@
         </w:rPr>
         <w:t xml:space="preserve">શબ્દ </w:t>
       </w:r>
-      <w:hyperlink r:id="rId18">
-        <w:r>
-          <w:rPr>
-            <w:lang w:val="gu_IN" w:bidi="gu_IN"/>
-          </w:rPr>
-          <w:rPr>
-            <w:color w:val="0000EE"/>
-            <w:u w:val="single"/>
-          </w:rPr>
-          <w:t>1:17–18</w:t>
-        </w:r>
-      </w:hyperlink>
+      <w:r>
+        <w:rPr>
+          <w:lang w:val="gu_IN" w:bidi="gu_IN"/>
+        </w:rPr>
+        <w:t>1:17–18</w:t>
+      </w:r>
       <w:r>
         <w:rPr>
           <w:lang w:val="gu_IN" w:bidi="gu_IN"/>
@@ -16216,54 +16132,36 @@
         </w:rPr>
         <w:t xml:space="preserve">જયારે સાચા પ્રબોધકો જૂનો કરારને લખતા હતા ત્યારે જેમ જૂઠાં પ્રબોધકો કરતા હતા તેમ વિશ્વાસીઓને કપટથી ઠગવાનો પ્રયાસ ખોટા ઉપદેશકો કરશે તે વિષે ભવિષ્યવાણી કરતા પિતર આ પત્રને </w:t>
       </w:r>
-      <w:hyperlink r:id="rId19">
-        <w:r>
-          <w:rPr>
-            <w:lang w:val="gu_IN" w:bidi="gu_IN"/>
-          </w:rPr>
-          <w:rPr>
-            <w:color w:val="0000EE"/>
-            <w:u w:val="single"/>
-          </w:rPr>
-          <w:t>2:1–3</w:t>
-        </w:r>
-      </w:hyperlink>
+      <w:r>
+        <w:rPr>
+          <w:lang w:val="gu_IN" w:bidi="gu_IN"/>
+        </w:rPr>
+        <w:t>2:1–3</w:t>
+      </w:r>
       <w:r>
         <w:rPr>
           <w:lang w:val="gu_IN" w:bidi="gu_IN"/>
         </w:rPr>
         <w:t xml:space="preserve"> માં આગળ લખવાનું ચાલુ રાખે છે. પછી તેઓની માફક ભવિષ્યમાં ઊભા થનાર જૂઠાં ઉપદેશકો પર ઈશ્વર જે ન્યાયદંડ લાવશે તેના વિષે પિતર </w:t>
       </w:r>
-      <w:hyperlink r:id="rId20">
-        <w:r>
-          <w:rPr>
-            <w:lang w:val="gu_IN" w:bidi="gu_IN"/>
-          </w:rPr>
-          <w:rPr>
-            <w:color w:val="0000EE"/>
-            <w:u w:val="single"/>
-          </w:rPr>
-          <w:t>2:4–10a</w:t>
-        </w:r>
-      </w:hyperlink>
+      <w:r>
+        <w:rPr>
+          <w:lang w:val="gu_IN" w:bidi="gu_IN"/>
+        </w:rPr>
+        <w:t>2:4–10a</w:t>
+      </w:r>
       <w:r>
         <w:rPr>
           <w:lang w:val="gu_IN" w:bidi="gu_IN"/>
         </w:rPr>
         <w:t xml:space="preserve"> માં વર્ણન કરે છે. પછી </w:t>
       </w:r>
-      <w:hyperlink r:id="rId21">
-        <w:r>
-          <w:rPr>
-            <w:lang w:val="gu_IN" w:bidi="gu_IN"/>
-          </w:rPr>
-          <w:rPr>
-            <w:color w:val="0000EE"/>
-            <w:u w:val="single"/>
-          </w:rPr>
-          <w:t>2:10b–22</w:t>
-        </w:r>
-      </w:hyperlink>
+      <w:r>
+        <w:rPr>
+          <w:lang w:val="gu_IN" w:bidi="gu_IN"/>
+        </w:rPr>
+        <w:t>2:10b–22</w:t>
+      </w:r>
       <w:r>
         <w:rPr>
           <w:lang w:val="gu_IN" w:bidi="gu_IN"/>
@@ -16343,18 +16241,12 @@
         </w:rPr>
         <w:t xml:space="preserve">જો જૂનો કરારનો હજુ સુધી અનુવાદ કરવામાં આવ્યો ના હોત તો </w:t>
       </w:r>
-      <w:hyperlink r:id="rId20">
-        <w:r>
-          <w:rPr>
-            <w:lang w:val="gu_IN" w:bidi="gu_IN"/>
-          </w:rPr>
-          <w:rPr>
-            <w:color w:val="0000EE"/>
-            <w:u w:val="single"/>
-          </w:rPr>
-          <w:t>2:4–8</w:t>
-        </w:r>
-      </w:hyperlink>
+      <w:r>
+        <w:rPr>
+          <w:lang w:val="gu_IN" w:bidi="gu_IN"/>
+        </w:rPr>
+        <w:t>2:4–8</w:t>
+      </w:r>
       <w:r>
         <w:rPr>
           <w:lang w:val="gu_IN" w:bidi="gu_IN"/>
@@ -18981,18 +18873,12 @@
         </w:rPr>
         <w:t xml:space="preserve">અહીં, </w:t>
       </w:r>
-      <w:hyperlink r:id="rId19">
-        <w:r>
-          <w:rPr>
-            <w:lang w:val="gu_IN" w:bidi="gu_IN"/>
-          </w:rPr>
-          <w:rPr>
-            <w:color w:val="0000EE"/>
-            <w:u w:val="single"/>
-          </w:rPr>
-          <w:t>૨:૧</w:t>
-        </w:r>
-      </w:hyperlink>
+      <w:r>
+        <w:rPr>
+          <w:lang w:val="gu_IN" w:bidi="gu_IN"/>
+        </w:rPr>
+        <w:t>૨:૧</w:t>
+      </w:r>
       <w:r>
         <w:rPr>
           <w:lang w:val="gu_IN" w:bidi="gu_IN"/>
@@ -19102,18 +18988,12 @@
         </w:rPr>
         <w:t xml:space="preserve">અહીં, </w:t>
       </w:r>
-      <w:hyperlink r:id="rId19">
-        <w:r>
-          <w:rPr>
-            <w:lang w:val="gu_IN" w:bidi="gu_IN"/>
-          </w:rPr>
-          <w:rPr>
-            <w:color w:val="0000EE"/>
-            <w:u w:val="single"/>
-          </w:rPr>
-          <w:t>2:1</w:t>
-        </w:r>
-      </w:hyperlink>
+      <w:r>
+        <w:rPr>
+          <w:lang w:val="gu_IN" w:bidi="gu_IN"/>
+        </w:rPr>
+        <w:t>2:1</w:t>
+      </w:r>
       <w:r>
         <w:rPr>
           <w:lang w:val="gu_IN" w:bidi="gu_IN"/>
@@ -19840,36 +19720,24 @@
         </w:rPr>
         <w:t xml:space="preserve"> શબ્દ એક શરતી વાક્યની શરૂઆત કરે છે જે </w:t>
       </w:r>
-      <w:hyperlink r:id="rId20">
-        <w:r>
-          <w:rPr>
-            <w:lang w:val="gu_IN" w:bidi="gu_IN"/>
-          </w:rPr>
-          <w:rPr>
-            <w:color w:val="0000EE"/>
-            <w:u w:val="single"/>
-          </w:rPr>
-          <w:t>2:4</w:t>
-        </w:r>
-      </w:hyperlink>
+      <w:r>
+        <w:rPr>
+          <w:lang w:val="gu_IN" w:bidi="gu_IN"/>
+        </w:rPr>
+        <w:t>2:4</w:t>
+      </w:r>
       <w:r>
         <w:rPr>
           <w:lang w:val="gu_IN" w:bidi="gu_IN"/>
         </w:rPr>
         <w:t xml:space="preserve"> થી </w:t>
       </w:r>
-      <w:hyperlink r:id="rId21">
-        <w:r>
-          <w:rPr>
-            <w:lang w:val="gu_IN" w:bidi="gu_IN"/>
-          </w:rPr>
-          <w:rPr>
-            <w:color w:val="0000EE"/>
-            <w:u w:val="single"/>
-          </w:rPr>
-          <w:t>2:10</w:t>
-        </w:r>
-      </w:hyperlink>
+      <w:r>
+        <w:rPr>
+          <w:lang w:val="gu_IN" w:bidi="gu_IN"/>
+        </w:rPr>
+        <w:t>2:10</w:t>
+      </w:r>
       <w:r>
         <w:rPr>
           <w:lang w:val="gu_IN" w:bidi="gu_IN"/>
@@ -21036,36 +20904,24 @@
         </w:rPr>
         <w:t xml:space="preserve">શબ્દ </w:t>
       </w:r>
-      <w:hyperlink r:id="rId20">
-        <w:r>
-          <w:rPr>
-            <w:lang w:val="gu_IN" w:bidi="gu_IN"/>
-          </w:rPr>
-          <w:rPr>
-            <w:color w:val="0000EE"/>
-            <w:u w:val="single"/>
-          </w:rPr>
-          <w:t>2:4</w:t>
-        </w:r>
-      </w:hyperlink>
+      <w:r>
+        <w:rPr>
+          <w:lang w:val="gu_IN" w:bidi="gu_IN"/>
+        </w:rPr>
+        <w:t>2:4</w:t>
+      </w:r>
       <w:r>
         <w:rPr>
           <w:lang w:val="gu_IN" w:bidi="gu_IN"/>
         </w:rPr>
         <w:t xml:space="preserve"> થી લઈને </w:t>
       </w:r>
-      <w:hyperlink r:id="rId21">
-        <w:r>
-          <w:rPr>
-            <w:lang w:val="gu_IN" w:bidi="gu_IN"/>
-          </w:rPr>
-          <w:rPr>
-            <w:color w:val="0000EE"/>
-            <w:u w:val="single"/>
-          </w:rPr>
-          <w:t>2:10</w:t>
-        </w:r>
-      </w:hyperlink>
+      <w:r>
+        <w:rPr>
+          <w:lang w:val="gu_IN" w:bidi="gu_IN"/>
+        </w:rPr>
+        <w:t>2:10</w:t>
+      </w:r>
       <w:r>
         <w:rPr>
           <w:lang w:val="gu_IN" w:bidi="gu_IN"/>
@@ -21259,18 +21115,12 @@
           <w:lang w:val="gu_IN" w:bidi="gu_IN"/>
         </w:rPr>
       </w:r>
-      <w:hyperlink r:id="rId20">
-        <w:r>
-          <w:rPr>
-            <w:lang w:val="gu_IN" w:bidi="gu_IN"/>
-          </w:rPr>
-          <w:rPr>
-            <w:color w:val="0000EE"/>
-            <w:u w:val="single"/>
-          </w:rPr>
-          <w:t>2:4</w:t>
-        </w:r>
-      </w:hyperlink>
+      <w:r>
+        <w:rPr>
+          <w:lang w:val="gu_IN" w:bidi="gu_IN"/>
+        </w:rPr>
+        <w:t>2:4</w:t>
+      </w:r>
       <w:r>
         <w:rPr>
           <w:lang w:val="gu_IN" w:bidi="gu_IN"/>
@@ -22051,36 +21901,24 @@
         </w:rPr>
         <w:t xml:space="preserve">શબ્દ </w:t>
       </w:r>
-      <w:hyperlink r:id="rId20">
-        <w:r>
-          <w:rPr>
-            <w:lang w:val="gu_IN" w:bidi="gu_IN"/>
-          </w:rPr>
-          <w:rPr>
-            <w:color w:val="0000EE"/>
-            <w:u w:val="single"/>
-          </w:rPr>
-          <w:t>2:4</w:t>
-        </w:r>
-      </w:hyperlink>
+      <w:r>
+        <w:rPr>
+          <w:lang w:val="gu_IN" w:bidi="gu_IN"/>
+        </w:rPr>
+        <w:t>2:4</w:t>
+      </w:r>
       <w:r>
         <w:rPr>
           <w:lang w:val="gu_IN" w:bidi="gu_IN"/>
         </w:rPr>
         <w:t xml:space="preserve"> થી લઈને </w:t>
       </w:r>
-      <w:hyperlink r:id="rId21">
-        <w:r>
-          <w:rPr>
-            <w:lang w:val="gu_IN" w:bidi="gu_IN"/>
-          </w:rPr>
-          <w:rPr>
-            <w:color w:val="0000EE"/>
-            <w:u w:val="single"/>
-          </w:rPr>
-          <w:t>2:10</w:t>
-        </w:r>
-      </w:hyperlink>
+      <w:r>
+        <w:rPr>
+          <w:lang w:val="gu_IN" w:bidi="gu_IN"/>
+        </w:rPr>
+        <w:t>2:10</w:t>
+      </w:r>
       <w:r>
         <w:rPr>
           <w:lang w:val="gu_IN" w:bidi="gu_IN"/>
@@ -22781,36 +22619,24 @@
         </w:rPr>
         <w:t xml:space="preserve">શબ્દ </w:t>
       </w:r>
-      <w:hyperlink r:id="rId20">
-        <w:r>
-          <w:rPr>
-            <w:lang w:val="gu_IN" w:bidi="gu_IN"/>
-          </w:rPr>
-          <w:rPr>
-            <w:color w:val="0000EE"/>
-            <w:u w:val="single"/>
-          </w:rPr>
-          <w:t>2:4</w:t>
-        </w:r>
-      </w:hyperlink>
+      <w:r>
+        <w:rPr>
+          <w:lang w:val="gu_IN" w:bidi="gu_IN"/>
+        </w:rPr>
+        <w:t>2:4</w:t>
+      </w:r>
       <w:r>
         <w:rPr>
           <w:lang w:val="gu_IN" w:bidi="gu_IN"/>
         </w:rPr>
         <w:t xml:space="preserve"> થી લઈને </w:t>
       </w:r>
-      <w:hyperlink r:id="rId21">
-        <w:r>
-          <w:rPr>
-            <w:lang w:val="gu_IN" w:bidi="gu_IN"/>
-          </w:rPr>
-          <w:rPr>
-            <w:color w:val="0000EE"/>
-            <w:u w:val="single"/>
-          </w:rPr>
-          <w:t>2:10</w:t>
-        </w:r>
-      </w:hyperlink>
+      <w:r>
+        <w:rPr>
+          <w:lang w:val="gu_IN" w:bidi="gu_IN"/>
+        </w:rPr>
+        <w:t>2:10</w:t>
+      </w:r>
       <w:r>
         <w:rPr>
           <w:lang w:val="gu_IN" w:bidi="gu_IN"/>
@@ -23537,18 +23363,12 @@
         </w:rPr>
         <w:t xml:space="preserve">નો તમે એક વિશેષણ વડે અનુવાદ કરી શકો છો. </w:t>
       </w:r>
-      <w:hyperlink r:id="rId22">
-        <w:r>
-          <w:rPr>
-            <w:lang w:val="gu_IN" w:bidi="gu_IN"/>
-          </w:rPr>
-          <w:rPr>
-            <w:color w:val="0000EE"/>
-            <w:u w:val="single"/>
-          </w:rPr>
-          <w:t>2:2</w:t>
-        </w:r>
-      </w:hyperlink>
+      <w:r>
+        <w:rPr>
+          <w:lang w:val="gu_IN" w:bidi="gu_IN"/>
+        </w:rPr>
+        <w:t>2:2</w:t>
+      </w:r>
       <w:r>
         <w:rPr>
           <w:lang w:val="gu_IN" w:bidi="gu_IN"/>
@@ -24542,72 +24362,48 @@
           <w:lang w:val="gu_IN" w:bidi="gu_IN"/>
         </w:rPr>
       </w:r>
-      <w:hyperlink r:id="rId20">
-        <w:r>
-          <w:rPr>
-            <w:lang w:val="gu_IN" w:bidi="gu_IN"/>
-          </w:rPr>
-          <w:rPr>
-            <w:color w:val="0000EE"/>
-            <w:u w:val="single"/>
-          </w:rPr>
-          <w:t>2:4</w:t>
-        </w:r>
-      </w:hyperlink>
+      <w:r>
+        <w:rPr>
+          <w:lang w:val="gu_IN" w:bidi="gu_IN"/>
+        </w:rPr>
+        <w:t>2:4</w:t>
+      </w:r>
       <w:r>
         <w:rPr>
           <w:lang w:val="gu_IN" w:bidi="gu_IN"/>
         </w:rPr>
         <w:t xml:space="preserve"> થી લઈને </w:t>
       </w:r>
-      <w:hyperlink r:id="rId21">
-        <w:r>
-          <w:rPr>
-            <w:lang w:val="gu_IN" w:bidi="gu_IN"/>
-          </w:rPr>
-          <w:rPr>
-            <w:color w:val="0000EE"/>
-            <w:u w:val="single"/>
-          </w:rPr>
-          <w:t>2:10</w:t>
-        </w:r>
-      </w:hyperlink>
+      <w:r>
+        <w:rPr>
+          <w:lang w:val="gu_IN" w:bidi="gu_IN"/>
+        </w:rPr>
+        <w:t>2:10</w:t>
+      </w:r>
       <w:r>
         <w:rPr>
           <w:lang w:val="gu_IN" w:bidi="gu_IN"/>
         </w:rPr>
         <w:t xml:space="preserve"> સુધી વિસ્તૃત એક શરતી વાક્યની સમાપ્તિ આ કલમ અને આગલી કલમ છે. ઉપરોક્ત શરતો સાચી છે તેનાં પરિણામને પિતર આપે છે. જો તમે </w:t>
       </w:r>
-      <w:hyperlink r:id="rId20">
-        <w:r>
-          <w:rPr>
-            <w:lang w:val="gu_IN" w:bidi="gu_IN"/>
-          </w:rPr>
-          <w:rPr>
-            <w:color w:val="0000EE"/>
-            <w:u w:val="single"/>
-          </w:rPr>
-          <w:t>2:4–10</w:t>
-        </w:r>
-      </w:hyperlink>
+      <w:r>
+        <w:rPr>
+          <w:lang w:val="gu_IN" w:bidi="gu_IN"/>
+        </w:rPr>
+        <w:t>2:4–10</w:t>
+      </w:r>
       <w:r>
         <w:rPr>
           <w:lang w:val="gu_IN" w:bidi="gu_IN"/>
         </w:rPr>
         <w:t xml:space="preserve">ને અલગ વાક્યોમાં રૂપાંતરિત કર્યું છે તો ઉપરોક્ત શરતો સત્ય છે તેના પરિણામને તમારે </w:t>
       </w:r>
-      <w:hyperlink r:id="rId23">
-        <w:r>
-          <w:rPr>
-            <w:lang w:val="gu_IN" w:bidi="gu_IN"/>
-          </w:rPr>
-          <w:rPr>
-            <w:color w:val="0000EE"/>
-            <w:u w:val="single"/>
-          </w:rPr>
-          <w:t>2:9</w:t>
-        </w:r>
-      </w:hyperlink>
+      <w:r>
+        <w:rPr>
+          <w:lang w:val="gu_IN" w:bidi="gu_IN"/>
+        </w:rPr>
+        <w:t>2:9</w:t>
+      </w:r>
       <w:r>
         <w:rPr>
           <w:lang w:val="gu_IN" w:bidi="gu_IN"/>
@@ -25997,18 +25793,12 @@
         </w:rPr>
         <w:t>શબ્દ આ અધ્યાયનાં બીજા ભાગની શરૂઆતનો સંકેત આપે છે જે</w:t>
       </w:r>
-      <w:hyperlink r:id="rId24">
-        <w:r>
-          <w:rPr>
-            <w:lang w:val="gu_IN" w:bidi="gu_IN"/>
-          </w:rPr>
-          <w:rPr>
-            <w:color w:val="0000EE"/>
-            <w:u w:val="single"/>
-          </w:rPr>
-          <w:t>2:22</w:t>
-        </w:r>
-      </w:hyperlink>
+      <w:r>
+        <w:rPr>
+          <w:lang w:val="gu_IN" w:bidi="gu_IN"/>
+        </w:rPr>
+        <w:t>2:22</w:t>
+      </w:r>
       <w:r>
         <w:rPr>
           <w:lang w:val="gu_IN" w:bidi="gu_IN"/>
@@ -26301,18 +26091,12 @@
         </w:rPr>
         <w:t xml:space="preserve">શબ્દ </w:t>
       </w:r>
-      <w:hyperlink r:id="rId19">
-        <w:r>
-          <w:rPr>
-            <w:lang w:val="gu_IN" w:bidi="gu_IN"/>
-          </w:rPr>
-          <w:rPr>
-            <w:color w:val="0000EE"/>
-            <w:u w:val="single"/>
-          </w:rPr>
-          <w:t>2:1</w:t>
-        </w:r>
-      </w:hyperlink>
+      <w:r>
+        <w:rPr>
+          <w:lang w:val="gu_IN" w:bidi="gu_IN"/>
+        </w:rPr>
+        <w:t>2:1</w:t>
+      </w:r>
       <w:r>
         <w:rPr>
           <w:lang w:val="gu_IN" w:bidi="gu_IN"/>
@@ -27010,18 +26794,12 @@
         </w:rPr>
         <w:t xml:space="preserve">શબ્દ </w:t>
       </w:r>
-      <w:hyperlink r:id="rId19">
-        <w:r>
-          <w:rPr>
-            <w:lang w:val="gu_IN" w:bidi="gu_IN"/>
-          </w:rPr>
-          <w:rPr>
-            <w:color w:val="0000EE"/>
-            <w:u w:val="single"/>
-          </w:rPr>
-          <w:t>2:1</w:t>
-        </w:r>
-      </w:hyperlink>
+      <w:r>
+        <w:rPr>
+          <w:lang w:val="gu_IN" w:bidi="gu_IN"/>
+        </w:rPr>
+        <w:t>2:1</w:t>
+      </w:r>
       <w:r>
         <w:rPr>
           <w:lang w:val="gu_IN" w:bidi="gu_IN"/>
@@ -27712,18 +27490,12 @@
         </w:rPr>
         <w:t xml:space="preserve">નો અર્થ આવો થઇ શકે: (૧) </w:t>
       </w:r>
-      <w:hyperlink r:id="rId21">
-        <w:r>
-          <w:rPr>
-            <w:lang w:val="gu_IN" w:bidi="gu_IN"/>
-          </w:rPr>
-          <w:rPr>
-            <w:color w:val="0000EE"/>
-            <w:u w:val="single"/>
-          </w:rPr>
-          <w:t>2:10</w:t>
-        </w:r>
-      </w:hyperlink>
+      <w:r>
+        <w:rPr>
+          <w:lang w:val="gu_IN" w:bidi="gu_IN"/>
+        </w:rPr>
+        <w:t>2:10</w:t>
+      </w:r>
       <w:r>
         <w:rPr>
           <w:lang w:val="gu_IN" w:bidi="gu_IN"/>
@@ -27834,18 +27606,12 @@
         </w:rPr>
         <w:t xml:space="preserve">સર્વનામો </w:t>
       </w:r>
-      <w:hyperlink r:id="rId19">
-        <w:r>
-          <w:rPr>
-            <w:lang w:val="gu_IN" w:bidi="gu_IN"/>
-          </w:rPr>
-          <w:rPr>
-            <w:color w:val="0000EE"/>
-            <w:u w:val="single"/>
-          </w:rPr>
-          <w:t>2:1</w:t>
-        </w:r>
-      </w:hyperlink>
+      <w:r>
+        <w:rPr>
+          <w:lang w:val="gu_IN" w:bidi="gu_IN"/>
+        </w:rPr>
+        <w:t>2:1</w:t>
+      </w:r>
       <w:r>
         <w:rPr>
           <w:lang w:val="gu_IN" w:bidi="gu_IN"/>
@@ -29414,18 +29180,12 @@
           <w:lang w:val="gu_IN" w:bidi="gu_IN"/>
         </w:rPr>
       </w:r>
-      <w:hyperlink r:id="rId19">
-        <w:r>
-          <w:rPr>
-            <w:lang w:val="gu_IN" w:bidi="gu_IN"/>
-          </w:rPr>
-          <w:rPr>
-            <w:color w:val="0000EE"/>
-            <w:u w:val="single"/>
-          </w:rPr>
-          <w:t>2:1</w:t>
-        </w:r>
-      </w:hyperlink>
+      <w:r>
+        <w:rPr>
+          <w:lang w:val="gu_IN" w:bidi="gu_IN"/>
+        </w:rPr>
+        <w:t>2:1</w:t>
+      </w:r>
       <w:r>
         <w:rPr>
           <w:lang w:val="gu_IN" w:bidi="gu_IN"/>
@@ -29619,18 +29379,12 @@
           <w:lang w:val="gu_IN" w:bidi="gu_IN"/>
         </w:rPr>
       </w:r>
-      <w:hyperlink r:id="rId19">
-        <w:r>
-          <w:rPr>
-            <w:lang w:val="gu_IN" w:bidi="gu_IN"/>
-          </w:rPr>
-          <w:rPr>
-            <w:color w:val="0000EE"/>
-            <w:u w:val="single"/>
-          </w:rPr>
-          <w:t>2:1</w:t>
-        </w:r>
-      </w:hyperlink>
+      <w:r>
+        <w:rPr>
+          <w:lang w:val="gu_IN" w:bidi="gu_IN"/>
+        </w:rPr>
+        <w:t>2:1</w:t>
+      </w:r>
       <w:r>
         <w:rPr>
           <w:lang w:val="gu_IN" w:bidi="gu_IN"/>
@@ -30332,18 +30086,12 @@
         </w:rPr>
         <w:t xml:space="preserve">જીવનનાં માર્ગને દર્શાવે છે કે જે ખરો છે અને પ્રભુને ગમે છે. </w:t>
       </w:r>
-      <w:hyperlink r:id="rId22">
-        <w:r>
-          <w:rPr>
-            <w:lang w:val="gu_IN" w:bidi="gu_IN"/>
-          </w:rPr>
-          <w:rPr>
-            <w:color w:val="0000EE"/>
-            <w:u w:val="single"/>
-          </w:rPr>
-          <w:t>2:2</w:t>
-        </w:r>
-      </w:hyperlink>
+      <w:r>
+        <w:rPr>
+          <w:lang w:val="gu_IN" w:bidi="gu_IN"/>
+        </w:rPr>
+        <w:t>2:2</w:t>
+      </w:r>
       <w:r>
         <w:rPr>
           <w:lang w:val="gu_IN" w:bidi="gu_IN"/>
@@ -31877,18 +31625,12 @@
         </w:rPr>
         <w:t xml:space="preserve">શબ્દ </w:t>
       </w:r>
-      <w:hyperlink r:id="rId19">
-        <w:r>
-          <w:rPr>
-            <w:lang w:val="gu_IN" w:bidi="gu_IN"/>
-          </w:rPr>
-          <w:rPr>
-            <w:color w:val="0000EE"/>
-            <w:u w:val="single"/>
-          </w:rPr>
-          <w:t>2:1</w:t>
-        </w:r>
-      </w:hyperlink>
+      <w:r>
+        <w:rPr>
+          <w:lang w:val="gu_IN" w:bidi="gu_IN"/>
+        </w:rPr>
+        <w:t>2:1</w:t>
+      </w:r>
       <w:r>
         <w:rPr>
           <w:lang w:val="gu_IN" w:bidi="gu_IN"/>
@@ -33037,18 +32779,12 @@
         </w:rPr>
         <w:t xml:space="preserve">સર્વનામ </w:t>
       </w:r>
-      <w:hyperlink r:id="rId19">
-        <w:r>
-          <w:rPr>
-            <w:lang w:val="gu_IN" w:bidi="gu_IN"/>
-          </w:rPr>
-          <w:rPr>
-            <w:color w:val="0000EE"/>
-            <w:u w:val="single"/>
-          </w:rPr>
-          <w:t>2:1</w:t>
-        </w:r>
-      </w:hyperlink>
+      <w:r>
+        <w:rPr>
+          <w:lang w:val="gu_IN" w:bidi="gu_IN"/>
+        </w:rPr>
+        <w:t>2:1</w:t>
+      </w:r>
       <w:r>
         <w:rPr>
           <w:lang w:val="gu_IN" w:bidi="gu_IN"/>
@@ -33261,18 +32997,12 @@
         </w:rPr>
         <w:t xml:space="preserve">સંયમનાં અભાવને પ્રદર્શિત કરનાર અનૈતિક જાતીય આચરણોનો ઉલ્લેખ કરવામાં આવ્યો છે. </w:t>
       </w:r>
-      <w:hyperlink r:id="rId22">
-        <w:r>
-          <w:rPr>
-            <w:lang w:val="gu_IN" w:bidi="gu_IN"/>
-          </w:rPr>
-          <w:rPr>
-            <w:color w:val="0000EE"/>
-            <w:u w:val="single"/>
-          </w:rPr>
-          <w:t>2:2</w:t>
-        </w:r>
-      </w:hyperlink>
+      <w:r>
+        <w:rPr>
+          <w:lang w:val="gu_IN" w:bidi="gu_IN"/>
+        </w:rPr>
+        <w:t>2:2</w:t>
+      </w:r>
       <w:r>
         <w:rPr>
           <w:lang w:val="gu_IN" w:bidi="gu_IN"/>
@@ -34454,18 +34184,12 @@
           <w:lang w:val="gu_IN" w:bidi="gu_IN"/>
         </w:rPr>
       </w:r>
-      <w:hyperlink r:id="rId25">
-        <w:r>
-          <w:rPr>
-            <w:lang w:val="gu_IN" w:bidi="gu_IN"/>
-          </w:rPr>
-          <w:rPr>
-            <w:color w:val="0000EE"/>
-            <w:u w:val="single"/>
-          </w:rPr>
-          <w:t>2:18</w:t>
-        </w:r>
-      </w:hyperlink>
+      <w:r>
+        <w:rPr>
+          <w:lang w:val="gu_IN" w:bidi="gu_IN"/>
+        </w:rPr>
+        <w:t>2:18</w:t>
+      </w:r>
       <w:r>
         <w:rPr>
           <w:lang w:val="gu_IN" w:bidi="gu_IN"/>
@@ -34807,18 +34531,12 @@
         </w:rPr>
         <w:t xml:space="preserve">ની પાછળ રહેલા વિચારને તમે એક ક્રિયાપદનાં શબ્દસમૂહ વડે રજુ કરી શકો છો. </w:t>
       </w:r>
-      <w:hyperlink r:id="rId26">
-        <w:r>
-          <w:rPr>
-            <w:lang w:val="gu_IN" w:bidi="gu_IN"/>
-          </w:rPr>
-          <w:rPr>
-            <w:color w:val="0000EE"/>
-            <w:u w:val="single"/>
-          </w:rPr>
-          <w:t>1:2</w:t>
-        </w:r>
-      </w:hyperlink>
+      <w:r>
+        <w:rPr>
+          <w:lang w:val="gu_IN" w:bidi="gu_IN"/>
+        </w:rPr>
+        <w:t>1:2</w:t>
+      </w:r>
       <w:r>
         <w:rPr>
           <w:lang w:val="gu_IN" w:bidi="gu_IN"/>
@@ -35377,36 +35095,24 @@
         </w:rPr>
         <w:t xml:space="preserve">સર્વનામ </w:t>
       </w:r>
-      <w:hyperlink r:id="rId19">
-        <w:r>
-          <w:rPr>
-            <w:lang w:val="gu_IN" w:bidi="gu_IN"/>
-          </w:rPr>
-          <w:rPr>
-            <w:color w:val="0000EE"/>
-            <w:u w:val="single"/>
-          </w:rPr>
-          <w:t>2:1</w:t>
-        </w:r>
-      </w:hyperlink>
+      <w:r>
+        <w:rPr>
+          <w:lang w:val="gu_IN" w:bidi="gu_IN"/>
+        </w:rPr>
+        <w:t>2:1</w:t>
+      </w:r>
       <w:r>
         <w:rPr>
           <w:lang w:val="gu_IN" w:bidi="gu_IN"/>
         </w:rPr>
         <w:t xml:space="preserve"> માં જેનો પરિચય આપવામાં આવ્યો છે અને </w:t>
       </w:r>
-      <w:hyperlink r:id="rId27">
-        <w:r>
-          <w:rPr>
-            <w:lang w:val="gu_IN" w:bidi="gu_IN"/>
-          </w:rPr>
-          <w:rPr>
-            <w:color w:val="0000EE"/>
-            <w:u w:val="single"/>
-          </w:rPr>
-          <w:t>2:12–19</w:t>
-        </w:r>
-      </w:hyperlink>
+      <w:r>
+        <w:rPr>
+          <w:lang w:val="gu_IN" w:bidi="gu_IN"/>
+        </w:rPr>
+        <w:t>2:12–19</w:t>
+      </w:r>
       <w:r>
         <w:rPr>
           <w:lang w:val="gu_IN" w:bidi="gu_IN"/>
@@ -35748,18 +35454,12 @@
         </w:rPr>
         <w:t xml:space="preserve">સર્વનામ </w:t>
       </w:r>
-      <w:hyperlink r:id="rId19">
-        <w:r>
-          <w:rPr>
-            <w:lang w:val="gu_IN" w:bidi="gu_IN"/>
-          </w:rPr>
-          <w:rPr>
-            <w:color w:val="0000EE"/>
-            <w:u w:val="single"/>
-          </w:rPr>
-          <w:t>2:1</w:t>
-        </w:r>
-      </w:hyperlink>
+      <w:r>
+        <w:rPr>
+          <w:lang w:val="gu_IN" w:bidi="gu_IN"/>
+        </w:rPr>
+        <w:t>2:1</w:t>
+      </w:r>
       <w:r>
         <w:rPr>
           <w:lang w:val="gu_IN" w:bidi="gu_IN"/>
@@ -35979,36 +35679,24 @@
         </w:rPr>
         <w:t xml:space="preserve"> કે રસ્તો શબ્દ વાપરે છે. આ શબ્દસમૂહ જીવન જીવવાના માર્ગનો ઉલ્લેખ કરે છે જે ખરો અને પ્રભુને ગમે એવો છે. પિતર અહીં તેનો વિશેષ કરીને ખ્રિસ્તી વિશ્વાસનો ઉલ્લેખ કરવા માટે પણ ઉપયોગ કરી રહ્યો હોય, જેમ કે </w:t>
       </w:r>
-      <w:hyperlink r:id="rId22">
-        <w:r>
-          <w:rPr>
-            <w:lang w:val="gu_IN" w:bidi="gu_IN"/>
-          </w:rPr>
-          <w:rPr>
-            <w:color w:val="0000EE"/>
-            <w:u w:val="single"/>
-          </w:rPr>
-          <w:t>2:2</w:t>
-        </w:r>
-      </w:hyperlink>
+      <w:r>
+        <w:rPr>
+          <w:lang w:val="gu_IN" w:bidi="gu_IN"/>
+        </w:rPr>
+        <w:t>2:2</w:t>
+      </w:r>
       <w:r>
         <w:rPr>
           <w:lang w:val="gu_IN" w:bidi="gu_IN"/>
         </w:rPr>
         <w:t xml:space="preserve"> તે “સત્યનો માર્ગ” નો ઉપયોગ કરે છે, અને </w:t>
       </w:r>
-      <w:hyperlink r:id="rId28">
-        <w:r>
-          <w:rPr>
-            <w:lang w:val="gu_IN" w:bidi="gu_IN"/>
-          </w:rPr>
-          <w:rPr>
-            <w:color w:val="0000EE"/>
-            <w:u w:val="single"/>
-          </w:rPr>
-          <w:t>2:15</w:t>
-        </w:r>
-      </w:hyperlink>
+      <w:r>
+        <w:rPr>
+          <w:lang w:val="gu_IN" w:bidi="gu_IN"/>
+        </w:rPr>
+        <w:t>2:15</w:t>
+      </w:r>
       <w:r>
         <w:rPr>
           <w:lang w:val="gu_IN" w:bidi="gu_IN"/>
@@ -36737,18 +36425,12 @@
         </w:rPr>
         <w:t xml:space="preserve">સર્વનામ </w:t>
       </w:r>
-      <w:hyperlink r:id="rId19">
-        <w:r>
-          <w:rPr>
-            <w:lang w:val="gu_IN" w:bidi="gu_IN"/>
-          </w:rPr>
-          <w:rPr>
-            <w:color w:val="0000EE"/>
-            <w:u w:val="single"/>
-          </w:rPr>
-          <w:t>2:1</w:t>
-        </w:r>
-      </w:hyperlink>
+      <w:r>
+        <w:rPr>
+          <w:lang w:val="gu_IN" w:bidi="gu_IN"/>
+        </w:rPr>
+        <w:t>2:1</w:t>
+      </w:r>
       <w:r>
         <w:rPr>
           <w:lang w:val="gu_IN" w:bidi="gu_IN"/>
@@ -37519,18 +37201,12 @@
         </w:rPr>
         <w:t xml:space="preserve">શબ્દ અલંકારિક રૂપમાં ઉપયોગ કરે છે કે જાણે તેના વાંચકોનાં મનો ઊંઘેલા હોય, જે આ બાબતો વિષે તેના વાંચકો વિચાર કરતા થાય તેનો ઉલ્લેખ કરે છે. જો તમારી ભાષામાં તે એકદમ સ્પષ્ટ થતું હોય તો, તેને તમે એક બિન અલંકારિક અભિવ્યક્તિ વડે અનુવાદ કરી શકો. </w:t>
       </w:r>
-      <w:hyperlink r:id="rId29">
-        <w:r>
-          <w:rPr>
-            <w:lang w:val="gu_IN" w:bidi="gu_IN"/>
-          </w:rPr>
-          <w:rPr>
-            <w:color w:val="0000EE"/>
-            <w:u w:val="single"/>
-          </w:rPr>
-          <w:t>1:13</w:t>
-        </w:r>
-      </w:hyperlink>
+      <w:r>
+        <w:rPr>
+          <w:lang w:val="gu_IN" w:bidi="gu_IN"/>
+        </w:rPr>
+        <w:t>1:13</w:t>
+      </w:r>
       <w:r>
         <w:rPr>
           <w:lang w:val="gu_IN" w:bidi="gu_IN"/>
@@ -37640,18 +37316,12 @@
         </w:rPr>
         <w:t>ની પાછળ રહેલા વિચારને તમે એક ક્રિયાપદ વડે રજુ કરી શકો છો.</w:t>
       </w:r>
-      <w:hyperlink r:id="rId29">
-        <w:r>
-          <w:rPr>
-            <w:lang w:val="gu_IN" w:bidi="gu_IN"/>
-          </w:rPr>
-          <w:rPr>
-            <w:color w:val="0000EE"/>
-            <w:u w:val="single"/>
-          </w:rPr>
-          <w:t>1:13</w:t>
-        </w:r>
-      </w:hyperlink>
+      <w:r>
+        <w:rPr>
+          <w:lang w:val="gu_IN" w:bidi="gu_IN"/>
+        </w:rPr>
+        <w:t>1:13</w:t>
+      </w:r>
       <w:r>
         <w:rPr>
           <w:lang w:val="gu_IN" w:bidi="gu_IN"/>
@@ -38141,18 +37811,12 @@
         </w:rPr>
         <w:t xml:space="preserve">શબ્દ જૂનો કરારનાં પ્રબોધકોનો ઉલ્લેખ કરે છે જેઓના વિષે પિતરે </w:t>
       </w:r>
-      <w:hyperlink r:id="rId30">
-        <w:r>
-          <w:rPr>
-            <w:lang w:val="gu_IN" w:bidi="gu_IN"/>
-          </w:rPr>
-          <w:rPr>
-            <w:color w:val="0000EE"/>
-            <w:u w:val="single"/>
-          </w:rPr>
-          <w:t>1:19–21</w:t>
-        </w:r>
-      </w:hyperlink>
+      <w:r>
+        <w:rPr>
+          <w:lang w:val="gu_IN" w:bidi="gu_IN"/>
+        </w:rPr>
+        <w:t>1:19–21</w:t>
+      </w:r>
       <w:r>
         <w:rPr>
           <w:lang w:val="gu_IN" w:bidi="gu_IN"/>
@@ -38958,18 +38622,12 @@
         </w:rPr>
         <w:t xml:space="preserve">શબ્દનો ઉલ્લેખ કરે છે. તે સમયનાં ક્રમનો ઉલ્લેખ કરતું નથી. </w:t>
       </w:r>
-      <w:hyperlink r:id="rId31">
-        <w:r>
-          <w:rPr>
-            <w:lang w:val="gu_IN" w:bidi="gu_IN"/>
-          </w:rPr>
-          <w:rPr>
-            <w:color w:val="0000EE"/>
-            <w:u w:val="single"/>
-          </w:rPr>
-          <w:t>1:20</w:t>
-        </w:r>
-      </w:hyperlink>
+      <w:r>
+        <w:rPr>
+          <w:lang w:val="gu_IN" w:bidi="gu_IN"/>
+        </w:rPr>
+        <w:t>1:20</w:t>
+      </w:r>
       <w:r>
         <w:rPr>
           <w:lang w:val="gu_IN" w:bidi="gu_IN"/>
@@ -39054,18 +38712,12 @@
         </w:rPr>
         <w:t xml:space="preserve">સૂચન આપવા માટે પિતર એક વિધાન વાક્યનો ઉપયોગ કરે છે. જો તે તમારી ભાષામાં સહાયક થતું હોય તો, તમે તેને એક આજ્ઞા તરીકે અનુવાદ કરીને સૂચવી શકો છો. જો તમે એવું કરો છો, તો અહીં એક નવા વાક્યની શરૂઆત કરવું તમારા માટે સહાયક થઇ પડશે. </w:t>
       </w:r>
-      <w:hyperlink r:id="rId31">
-        <w:r>
-          <w:rPr>
-            <w:lang w:val="gu_IN" w:bidi="gu_IN"/>
-          </w:rPr>
-          <w:rPr>
-            <w:color w:val="0000EE"/>
-            <w:u w:val="single"/>
-          </w:rPr>
-          <w:t>1:20</w:t>
-        </w:r>
-      </w:hyperlink>
+      <w:r>
+        <w:rPr>
+          <w:lang w:val="gu_IN" w:bidi="gu_IN"/>
+        </w:rPr>
+        <w:t>1:20</w:t>
+      </w:r>
       <w:r>
         <w:rPr>
           <w:lang w:val="gu_IN" w:bidi="gu_IN"/>
@@ -41520,18 +41172,12 @@
         </w:rPr>
         <w:t xml:space="preserve"> “ઈશ્વરના વચન”નો ઉલ્લેખ કરે છે, જેના વિષે પિતરે </w:t>
       </w:r>
-      <w:hyperlink r:id="rId32">
-        <w:r>
-          <w:rPr>
-            <w:lang w:val="gu_IN" w:bidi="gu_IN"/>
-          </w:rPr>
-          <w:rPr>
-            <w:color w:val="0000EE"/>
-            <w:u w:val="single"/>
-          </w:rPr>
-          <w:t>3:5–6</w:t>
-        </w:r>
-      </w:hyperlink>
+      <w:r>
+        <w:rPr>
+          <w:lang w:val="gu_IN" w:bidi="gu_IN"/>
+        </w:rPr>
+        <w:t>3:5–6</w:t>
+      </w:r>
       <w:r>
         <w:rPr>
           <w:lang w:val="gu_IN" w:bidi="gu_IN"/>
@@ -42513,18 +42159,12 @@
         </w:rPr>
         <w:t xml:space="preserve">ની પૂર્ણતાનો ઉલ્લેખ કરે છે. તેનો તમે </w:t>
       </w:r>
-      <w:hyperlink r:id="rId33">
-        <w:r>
-          <w:rPr>
-            <w:lang w:val="gu_IN" w:bidi="gu_IN"/>
-          </w:rPr>
-          <w:rPr>
-            <w:color w:val="0000EE"/>
-            <w:u w:val="single"/>
-          </w:rPr>
-          <w:t>3:4</w:t>
-        </w:r>
-      </w:hyperlink>
+      <w:r>
+        <w:rPr>
+          <w:lang w:val="gu_IN" w:bidi="gu_IN"/>
+        </w:rPr>
+        <w:t>3:4</w:t>
+      </w:r>
       <w:r>
         <w:rPr>
           <w:lang w:val="gu_IN" w:bidi="gu_IN"/>
@@ -42634,18 +42274,12 @@
         </w:rPr>
         <w:t xml:space="preserve">શબ્દ ઇસુ હજુ સુધી પાછા આવ્યા નથી તેને કારણે </w:t>
       </w:r>
-      <w:hyperlink r:id="rId34">
-        <w:r>
-          <w:rPr>
-            <w:lang w:val="gu_IN" w:bidi="gu_IN"/>
-          </w:rPr>
-          <w:rPr>
-            <w:color w:val="0000EE"/>
-            <w:u w:val="single"/>
-          </w:rPr>
-          <w:t>3:3</w:t>
-        </w:r>
-      </w:hyperlink>
+      <w:r>
+        <w:rPr>
+          <w:lang w:val="gu_IN" w:bidi="gu_IN"/>
+        </w:rPr>
+        <w:t>3:3</w:t>
+      </w:r>
       <w:r>
         <w:rPr>
           <w:lang w:val="gu_IN" w:bidi="gu_IN"/>
@@ -44870,18 +44504,12 @@
         </w:rPr>
         <w:t xml:space="preserve">નો અર્થ થઇ શકે: (૧) કુદરતી સૃષ્ટીને બનાવનાર મૂળભૂત તત્વો. વૈકલ્પિક અનુવાદ: “કુદરતી પદાર્થોનો નાશ થશે” (૨) આકાશી મંડળ. જેમ કે સૂર્ય, ચંદ્ર અને તારાઓ. વૈકલ્પિક અનુવાદ: “આકાશી મંડળોનો નાશ કરવામાં આવશે” </w:t>
       </w:r>
-      <w:hyperlink r:id="rId35">
-        <w:r>
-          <w:rPr>
-            <w:lang w:val="gu_IN" w:bidi="gu_IN"/>
-          </w:rPr>
-          <w:rPr>
-            <w:color w:val="0000EE"/>
-            <w:u w:val="single"/>
-          </w:rPr>
-          <w:t>3:10</w:t>
-        </w:r>
-      </w:hyperlink>
+      <w:r>
+        <w:rPr>
+          <w:lang w:val="gu_IN" w:bidi="gu_IN"/>
+        </w:rPr>
+        <w:t>3:10</w:t>
+      </w:r>
       <w:r>
         <w:rPr>
           <w:lang w:val="gu_IN" w:bidi="gu_IN"/>
@@ -45328,18 +44956,12 @@
         </w:rPr>
         <w:t xml:space="preserve">નો અર્થ થઇ શકે: (૧) યશાયા ૬૫:૧૭ અને યશાયા ૬૬:૨૨માં આપવામાં આવેલ વચન મુજબ નવા આકાશો અને નવી પૃથ્વીનું સર્જન કરવા ઈશ્વરનું વચન. વૈકલ્પિક અનુવાદ: “નવા આકાશો અને નવી પૃથ્વી માટેનું તેમનું વચન” (૨) </w:t>
       </w:r>
-      <w:hyperlink r:id="rId33">
-        <w:r>
-          <w:rPr>
-            <w:lang w:val="gu_IN" w:bidi="gu_IN"/>
-          </w:rPr>
-          <w:rPr>
-            <w:color w:val="0000EE"/>
-            <w:u w:val="single"/>
-          </w:rPr>
-          <w:t>3:4</w:t>
-        </w:r>
-      </w:hyperlink>
+      <w:r>
+        <w:rPr>
+          <w:lang w:val="gu_IN" w:bidi="gu_IN"/>
+        </w:rPr>
+        <w:t>3:4</w:t>
+      </w:r>
       <w:r>
         <w:rPr>
           <w:lang w:val="gu_IN" w:bidi="gu_IN"/>
@@ -45643,18 +45265,12 @@
         </w:rPr>
         <w:t xml:space="preserve">શબ્દ અત્યારે જ તેણે જે કહ્યું હતું તેના પરિણામસ્વરૂપ તેના વાંચકોએ શું કરવું જોઈએ તેના વર્ણનનો પરિચય આપવા ઉપયોગ કરે છે. તે વિશેષ કરીને </w:t>
       </w:r>
-      <w:hyperlink r:id="rId35">
-        <w:r>
-          <w:rPr>
-            <w:lang w:val="gu_IN" w:bidi="gu_IN"/>
-          </w:rPr>
-          <w:rPr>
-            <w:color w:val="0000EE"/>
-            <w:u w:val="single"/>
-          </w:rPr>
-          <w:t>3:10–13</w:t>
-        </w:r>
-      </w:hyperlink>
+      <w:r>
+        <w:rPr>
+          <w:lang w:val="gu_IN" w:bidi="gu_IN"/>
+        </w:rPr>
+        <w:t>3:10–13</w:t>
+      </w:r>
       <w:r>
         <w:rPr>
           <w:lang w:val="gu_IN" w:bidi="gu_IN"/>
@@ -45764,18 +45380,12 @@
         </w:rPr>
         <w:t xml:space="preserve">શબ્દ પિતર જેઓને આ પત્ર લખી રહ્યો છે તેઓનો ઉલ્લેખ કરે છે, જેનો વિસ્તાર સર્વ વિશ્વાસીઓ સુધી પહોંચી શકે છે. જો તે તમારી ભાષામાં એકદમ સ્પષ્ટ હોય તો, તેને તમે સ્પષ્ટ શબ્દોમાં જણાવી શકો છો. તેનો તમે </w:t>
       </w:r>
-      <w:hyperlink r:id="rId36">
-        <w:r>
-          <w:rPr>
-            <w:lang w:val="gu_IN" w:bidi="gu_IN"/>
-          </w:rPr>
-          <w:rPr>
-            <w:color w:val="0000EE"/>
-            <w:u w:val="single"/>
-          </w:rPr>
-          <w:t>3:1</w:t>
-        </w:r>
-      </w:hyperlink>
+      <w:r>
+        <w:rPr>
+          <w:lang w:val="gu_IN" w:bidi="gu_IN"/>
+        </w:rPr>
+        <w:t>3:1</w:t>
+      </w:r>
       <w:r>
         <w:rPr>
           <w:lang w:val="gu_IN" w:bidi="gu_IN"/>
@@ -45885,18 +45495,12 @@
         </w:rPr>
         <w:t>શબ્દ</w:t>
       </w:r>
-      <w:hyperlink r:id="rId35">
-        <w:r>
-          <w:rPr>
-            <w:lang w:val="gu_IN" w:bidi="gu_IN"/>
-          </w:rPr>
-          <w:rPr>
-            <w:color w:val="0000EE"/>
-            <w:u w:val="single"/>
-          </w:rPr>
-          <w:t>3:10–13</w:t>
-        </w:r>
-      </w:hyperlink>
+      <w:r>
+        <w:rPr>
+          <w:lang w:val="gu_IN" w:bidi="gu_IN"/>
+        </w:rPr>
+        <w:t>3:10–13</w:t>
+      </w:r>
       <w:r>
         <w:rPr>
           <w:lang w:val="gu_IN" w:bidi="gu_IN"/>
@@ -47072,54 +46676,36 @@
         </w:rPr>
         <w:t xml:space="preserve">નો અર્થ થઇ શકે: (૧) </w:t>
       </w:r>
-      <w:hyperlink r:id="rId35">
-        <w:r>
-          <w:rPr>
-            <w:lang w:val="gu_IN" w:bidi="gu_IN"/>
-          </w:rPr>
-          <w:rPr>
-            <w:color w:val="0000EE"/>
-            <w:u w:val="single"/>
-          </w:rPr>
-          <w:t>3:10–13</w:t>
-        </w:r>
-      </w:hyperlink>
+      <w:r>
+        <w:rPr>
+          <w:lang w:val="gu_IN" w:bidi="gu_IN"/>
+        </w:rPr>
+        <w:t>3:10–13</w:t>
+      </w:r>
       <w:r>
         <w:rPr>
           <w:lang w:val="gu_IN" w:bidi="gu_IN"/>
         </w:rPr>
         <w:t xml:space="preserve"> માં જેની ચર્ચા કરવામાં આવેલ છે અને </w:t>
       </w:r>
-      <w:hyperlink r:id="rId37">
-        <w:r>
-          <w:rPr>
-            <w:lang w:val="gu_IN" w:bidi="gu_IN"/>
-          </w:rPr>
-          <w:rPr>
-            <w:color w:val="0000EE"/>
-            <w:u w:val="single"/>
-          </w:rPr>
-          <w:t>3:14</w:t>
-        </w:r>
-      </w:hyperlink>
+      <w:r>
+        <w:rPr>
+          <w:lang w:val="gu_IN" w:bidi="gu_IN"/>
+        </w:rPr>
+        <w:t>3:14</w:t>
+      </w:r>
       <w:r>
         <w:rPr>
           <w:lang w:val="gu_IN" w:bidi="gu_IN"/>
         </w:rPr>
         <w:t xml:space="preserve"> માં જેને “આ બાબતો” કહેવામાં આવેલ છે તે પ્રભુના દિવસની સાથે સંકળાયેલ ઘટનાઓ હોય શકે. વૈકલ્પિક અનુવાદ: “આ બાબતો જે પ્રભુના દિવસે થનાર છે” (૨) </w:t>
       </w:r>
-      <w:hyperlink r:id="rId37">
-        <w:r>
-          <w:rPr>
-            <w:lang w:val="gu_IN" w:bidi="gu_IN"/>
-          </w:rPr>
-          <w:rPr>
-            <w:color w:val="0000EE"/>
-            <w:u w:val="single"/>
-          </w:rPr>
-          <w:t>3:14–15</w:t>
-        </w:r>
-      </w:hyperlink>
+      <w:r>
+        <w:rPr>
+          <w:lang w:val="gu_IN" w:bidi="gu_IN"/>
+        </w:rPr>
+        <w:t>3:14–15</w:t>
+      </w:r>
       <w:r>
         <w:rPr>
           <w:lang w:val="gu_IN" w:bidi="gu_IN"/>
@@ -47869,36 +47455,24 @@
         </w:rPr>
         <w:t xml:space="preserve">શબ્દ પિતર જેઓને પત્ર લખી રહ્યો છે તેઓનો ઉલ્લેખ કરે છે, પરંતુ તે સઘળાં વિશ્વાસીઓ સુધી વિસ્તાર પામે છે. જો તે તમારી ભાષામાં એકદમ સ્પષ્ટ થતું હોય તો, તમે તેને સ્પષ્ટ શબ્દોમાં જણાવી શકો છો. તમે તેનો </w:t>
       </w:r>
-      <w:hyperlink r:id="rId36">
-        <w:r>
-          <w:rPr>
-            <w:lang w:val="gu_IN" w:bidi="gu_IN"/>
-          </w:rPr>
-          <w:rPr>
-            <w:color w:val="0000EE"/>
-            <w:u w:val="single"/>
-          </w:rPr>
-          <w:t>3:1</w:t>
-        </w:r>
-      </w:hyperlink>
+      <w:r>
+        <w:rPr>
+          <w:lang w:val="gu_IN" w:bidi="gu_IN"/>
+        </w:rPr>
+        <w:t>3:1</w:t>
+      </w:r>
       <w:r>
         <w:rPr>
           <w:lang w:val="gu_IN" w:bidi="gu_IN"/>
         </w:rPr>
         <w:t xml:space="preserve"> માં અને </w:t>
       </w:r>
-      <w:hyperlink r:id="rId37">
-        <w:r>
-          <w:rPr>
-            <w:lang w:val="gu_IN" w:bidi="gu_IN"/>
-          </w:rPr>
-          <w:rPr>
-            <w:color w:val="0000EE"/>
-            <w:u w:val="single"/>
-          </w:rPr>
-          <w:t>3:14</w:t>
-        </w:r>
-      </w:hyperlink>
+      <w:r>
+        <w:rPr>
+          <w:lang w:val="gu_IN" w:bidi="gu_IN"/>
+        </w:rPr>
+        <w:t>3:14</w:t>
+      </w:r>
       <w:r>
         <w:rPr>
           <w:lang w:val="gu_IN" w:bidi="gu_IN"/>

--- a/guj/docx/61.content.docx
+++ b/guj/docx/61.content.docx
@@ -21837,6 +21837,88 @@
         <w:rPr>
           <w:lang w:val="gu_IN" w:bidi="gu_IN"/>
         </w:rPr>
+        <w:t>પિતરનો બીજો પત્ર 2:5 (#6)</w:t>
+      </w:r>
+      <w:r>
+        <w:rPr>
+          <w:lang w:val="gu_IN" w:bidi="gu_IN"/>
+        </w:rPr>
+      </w:r>
+    </w:p>
+    <w:p>
+      <w:pPr/>
+      <w:r>
+        <w:rPr>
+          <w:lang w:val="gu_IN" w:bidi="gu_IN"/>
+        </w:rPr>
+      </w:r>
+      <w:r>
+        <w:rPr>
+          <w:b/>
+          <w:lang w:val="gu_IN" w:bidi="gu_IN"/>
+        </w:rPr>
+        <w:t>"નૂહ"</w:t>
+      </w:r>
+    </w:p>
+    <w:p>
+      <w:pPr/>
+      <w:r>
+        <w:rPr>
+          <w:lang w:val="gu_IN" w:bidi="gu_IN"/>
+        </w:rPr>
+      </w:r>
+      <w:r>
+        <w:rPr>
+          <w:b/>
+          <w:lang w:val="gu_IN" w:bidi="gu_IN"/>
+        </w:rPr>
+        <w:t>નૂહ</w:t>
+      </w:r>
+      <w:r>
+        <w:rPr>
+          <w:lang w:val="gu_IN" w:bidi="gu_IN"/>
+        </w:rPr>
+        <w:t xml:space="preserve"> એક પુરુષનું નામ છે. (જુઓ: </w:t>
+      </w:r>
+      <w:r>
+        <w:rPr>
+          <w:lang w:val="gu_IN" w:bidi="gu_IN"/>
+        </w:rPr>
+        <w:t>નામોનો અનુવાદ કેવી રીતે કરવો</w:t>
+      </w:r>
+      <w:r>
+        <w:rPr>
+          <w:lang w:val="gu_IN" w:bidi="gu_IN"/>
+        </w:rPr>
+        <w:t>)</w:t>
+      </w:r>
+      <w:r>
+        <w:rPr>
+          <w:lang w:val="gu_IN" w:bidi="gu_IN"/>
+        </w:rPr>
+      </w:r>
+      <w:r>
+        <w:rPr>
+          <w:lang w:val="gu_IN" w:bidi="gu_IN"/>
+        </w:rPr>
+      </w:r>
+    </w:p>
+    <w:p>
+      <w:pPr/>
+      <w:r>
+        <w:rPr>
+          <w:lang w:val="gu_IN" w:bidi="gu_IN"/>
+        </w:rPr>
+      </w:r>
+    </w:p>
+    <w:p>
+      <w:pPr>
+        <w:pStyle w:val="Heading2"/>
+      </w:pPr>
+      <w:r>
+        <w:rPr>
+          <w:lang w:val="gu_IN" w:bidi="gu_IN"/>
+        </w:rPr>
         <w:t>પિતરનો બીજો પત્ર 2:6 (#1)</w:t>
       </w:r>
       <w:r>
@@ -22544,6 +22626,88 @@
         <w:rPr>
           <w:lang w:val="gu_IN" w:bidi="gu_IN"/>
         </w:rPr>
+        <w:t>પિતરનો બીજો પત્ર 2:6 (#4)</w:t>
+      </w:r>
+      <w:r>
+        <w:rPr>
+          <w:lang w:val="gu_IN" w:bidi="gu_IN"/>
+        </w:rPr>
+      </w:r>
+    </w:p>
+    <w:p>
+      <w:pPr/>
+      <w:r>
+        <w:rPr>
+          <w:lang w:val="gu_IN" w:bidi="gu_IN"/>
+        </w:rPr>
+      </w:r>
+      <w:r>
+        <w:rPr>
+          <w:b/>
+          <w:lang w:val="gu_IN" w:bidi="gu_IN"/>
+        </w:rPr>
+        <w:t>"સદોમ અને ગમોરાહના"</w:t>
+      </w:r>
+    </w:p>
+    <w:p>
+      <w:pPr/>
+      <w:r>
+        <w:rPr>
+          <w:lang w:val="gu_IN" w:bidi="gu_IN"/>
+        </w:rPr>
+      </w:r>
+      <w:r>
+        <w:rPr>
+          <w:b/>
+          <w:lang w:val="gu_IN" w:bidi="gu_IN"/>
+        </w:rPr>
+        <w:t>સદોમ અને ગમોરા</w:t>
+      </w:r>
+      <w:r>
+        <w:rPr>
+          <w:lang w:val="gu_IN" w:bidi="gu_IN"/>
+        </w:rPr>
+        <w:t xml:space="preserve">શહેરોનાં નામો છે. (જુઓ: </w:t>
+      </w:r>
+      <w:r>
+        <w:rPr>
+          <w:lang w:val="gu_IN" w:bidi="gu_IN"/>
+        </w:rPr>
+        <w:t>નામોનો અનુવાદ કેવી રીતે કરવો</w:t>
+      </w:r>
+      <w:r>
+        <w:rPr>
+          <w:lang w:val="gu_IN" w:bidi="gu_IN"/>
+        </w:rPr>
+        <w:t>)</w:t>
+      </w:r>
+      <w:r>
+        <w:rPr>
+          <w:lang w:val="gu_IN" w:bidi="gu_IN"/>
+        </w:rPr>
+      </w:r>
+      <w:r>
+        <w:rPr>
+          <w:lang w:val="gu_IN" w:bidi="gu_IN"/>
+        </w:rPr>
+      </w:r>
+    </w:p>
+    <w:p>
+      <w:pPr/>
+      <w:r>
+        <w:rPr>
+          <w:lang w:val="gu_IN" w:bidi="gu_IN"/>
+        </w:rPr>
+      </w:r>
+    </w:p>
+    <w:p>
+      <w:pPr>
+        <w:pStyle w:val="Heading2"/>
+      </w:pPr>
+      <w:r>
+        <w:rPr>
+          <w:lang w:val="gu_IN" w:bidi="gu_IN"/>
+        </w:rPr>
         <w:t>પિતરનો બીજો પત્ર 2:7 (#1)</w:t>
       </w:r>
       <w:r>
@@ -23483,6 +23647,99 @@
           <w:lang w:val="gu_IN" w:bidi="gu_IN"/>
         </w:rPr>
         <w:t>અનુમાનિત જ્ઞાન અને ગર્ભિત માહિતી</w:t>
+      </w:r>
+      <w:r>
+        <w:rPr>
+          <w:lang w:val="gu_IN" w:bidi="gu_IN"/>
+        </w:rPr>
+        <w:t>)</w:t>
+      </w:r>
+      <w:r>
+        <w:rPr>
+          <w:lang w:val="gu_IN" w:bidi="gu_IN"/>
+        </w:rPr>
+      </w:r>
+      <w:r>
+        <w:rPr>
+          <w:lang w:val="gu_IN" w:bidi="gu_IN"/>
+        </w:rPr>
+      </w:r>
+    </w:p>
+    <w:p>
+      <w:pPr/>
+      <w:r>
+        <w:rPr>
+          <w:lang w:val="gu_IN" w:bidi="gu_IN"/>
+        </w:rPr>
+      </w:r>
+    </w:p>
+    <w:p>
+      <w:pPr>
+        <w:pStyle w:val="Heading2"/>
+      </w:pPr>
+      <w:r>
+        <w:rPr>
+          <w:lang w:val="gu_IN" w:bidi="gu_IN"/>
+        </w:rPr>
+        <w:t>પિતરનો બીજો પત્ર 2:7 (#3)</w:t>
+      </w:r>
+      <w:r>
+        <w:rPr>
+          <w:lang w:val="gu_IN" w:bidi="gu_IN"/>
+        </w:rPr>
+      </w:r>
+    </w:p>
+    <w:p>
+      <w:pPr/>
+      <w:r>
+        <w:rPr>
+          <w:lang w:val="gu_IN" w:bidi="gu_IN"/>
+        </w:rPr>
+      </w:r>
+      <w:r>
+        <w:rPr>
+          <w:b/>
+          <w:lang w:val="gu_IN" w:bidi="gu_IN"/>
+        </w:rPr>
+        <w:t>"લોતને"</w:t>
+      </w:r>
+    </w:p>
+    <w:p>
+      <w:pPr>
+        <w:pStyle w:val="Heading2"/>
+      </w:pPr>
+      <w:r>
+        <w:rPr>
+          <w:lang w:val="gu_IN" w:bidi="gu_IN"/>
+        </w:rPr>
+        <w:t>Connecting Statement:</w:t>
+      </w:r>
+    </w:p>
+    <w:p>
+      <w:pPr/>
+      <w:r>
+        <w:rPr>
+          <w:lang w:val="gu_IN" w:bidi="gu_IN"/>
+        </w:rPr>
+      </w:r>
+      <w:r>
+        <w:rPr>
+          <w:b/>
+          <w:lang w:val="gu_IN" w:bidi="gu_IN"/>
+        </w:rPr>
+        <w:t>લોત</w:t>
+      </w:r>
+      <w:r>
+        <w:rPr>
+          <w:lang w:val="gu_IN" w:bidi="gu_IN"/>
+        </w:rPr>
+        <w:t xml:space="preserve">એક પુરુષનું નામ છે. (જુઓ: </w:t>
+      </w:r>
+      <w:r>
+        <w:rPr>
+          <w:lang w:val="gu_IN" w:bidi="gu_IN"/>
+        </w:rPr>
+        <w:t>નામોનો અનુવાદ કેવી રીતે કરવો</w:t>
       </w:r>
       <w:r>
         <w:rPr>
